--- a/Files/01 - Bereshis/01 - Bereshis/5785/Bereshis 5785.docx
+++ b/Files/01 - Bereshis/01 - Bereshis/5785/Bereshis 5785.docx
@@ -316,7 +316,7 @@
         <w:rPr>
           <w:rFonts w:ascii="Times New Roman" w:hAnsi="Times New Roman" w:cs="Times New Roman"/>
         </w:rPr>
-        <w:t xml:space="preserve"> Yoshe Ber Soloveitchik -</w:t>
+        <w:t xml:space="preserve"> Yoshe Ber Soloveichik -</w:t>
       </w:r>
       <w:r>
         <w:rPr>
@@ -666,7 +666,7 @@
         <w:rPr>
           <w:rFonts w:ascii="Times New Roman" w:hAnsi="Times New Roman" w:cs="Times New Roman"/>
         </w:rPr>
-        <w:t xml:space="preserve"> Soloveitchik</w:t>
+        <w:t xml:space="preserve"> Soloveichik</w:t>
       </w:r>
       <w:r>
         <w:rPr>

--- a/Files/01 - Bereshis/01 - Bereshis/5785/Bereshis 5785.docx
+++ b/Files/01 - Bereshis/01 - Bereshis/5785/Bereshis 5785.docx
@@ -99,7 +99,19 @@
         <w:rPr>
           <w:rFonts w:ascii="Times New Roman" w:hAnsi="Times New Roman" w:cs="Times New Roman"/>
         </w:rPr>
-        <w:t xml:space="preserve">.I had the </w:t>
+        <w:t>.</w:t>
+      </w:r>
+      <w:r>
+        <w:rPr>
+          <w:rFonts w:ascii="Times New Roman" w:hAnsi="Times New Roman" w:cs="Times New Roman"/>
+        </w:rPr>
+        <w:t xml:space="preserve"> </w:t>
+      </w:r>
+      <w:r>
+        <w:rPr>
+          <w:rFonts w:ascii="Times New Roman" w:hAnsi="Times New Roman" w:cs="Times New Roman"/>
+        </w:rPr>
+        <w:t xml:space="preserve">I had the </w:t>
       </w:r>
       <w:r>
         <w:rPr>
@@ -316,7 +328,7 @@
         <w:rPr>
           <w:rFonts w:ascii="Times New Roman" w:hAnsi="Times New Roman" w:cs="Times New Roman"/>
         </w:rPr>
-        <w:t xml:space="preserve"> Yoshe Ber Soloveichik -</w:t>
+        <w:t xml:space="preserve"> Yoshe Ber Soloveitchik -</w:t>
       </w:r>
       <w:r>
         <w:rPr>
@@ -666,7 +678,7 @@
         <w:rPr>
           <w:rFonts w:ascii="Times New Roman" w:hAnsi="Times New Roman" w:cs="Times New Roman"/>
         </w:rPr>
-        <w:t xml:space="preserve"> Soloveichik</w:t>
+        <w:t xml:space="preserve"> Soloveitchik</w:t>
       </w:r>
       <w:r>
         <w:rPr>
@@ -1477,18 +1489,6 @@
           <w:rFonts w:ascii="Times New Roman" w:hAnsi="Times New Roman" w:cs="Times New Roman"/>
         </w:rPr>
         <w:t>hat we will take what we</w:t>
-      </w:r>
-      <w:r>
-        <w:rPr>
-          <w:rFonts w:ascii="Times New Roman" w:hAnsi="Times New Roman" w:cs="Times New Roman"/>
-        </w:rPr>
-        <w:t>’</w:t>
-      </w:r>
-      <w:r>
-        <w:rPr>
-          <w:rFonts w:ascii="Times New Roman" w:hAnsi="Times New Roman" w:cs="Times New Roman"/>
-        </w:rPr>
-        <w:t>ve what we</w:t>
       </w:r>
       <w:r>
         <w:rPr>
